--- a/docs/Work-OS-Marketing-Brief-EN.docx
+++ b/docs/Work-OS-Marketing-Brief-EN.docx
@@ -50,8 +50,7 @@
     </w:p>
     <w:p>
       <w:pPr>
-        <w:pStyle w:val="Heading1"/>
-        <w:spacing w:after="100"/>
+        <w:spacing w:after="80"/>
         <w:jc w:val="center"/>
       </w:pPr>
       <w:r>
@@ -60,15 +59,15 @@
           <w:b/>
           <w:bCs/>
           <w:color w:val="1E5FA8"/>
-          <w:sz w:val="36"/>
-          <w:szCs w:val="36"/>
-        </w:rPr>
-        <w:t xml:space="preserve">Work OS — Project Management Platform of the Israel Mapping Center</w:t>
-      </w:r>
-    </w:p>
-    <w:p>
-      <w:pPr>
-        <w:spacing w:after="400"/>
+          <w:sz w:val="40"/>
+          <w:szCs w:val="40"/>
+        </w:rPr>
+        <w:t xml:space="preserve">Work OS — Marketing Brief</w:t>
+      </w:r>
+    </w:p>
+    <w:p>
+      <w:pPr>
+        <w:spacing w:after="300"/>
         <w:jc w:val="center"/>
       </w:pPr>
       <w:r>
@@ -77,10 +76,10 @@
           <w:i/>
           <w:iCs/>
           <w:color w:val="555555"/>
-          <w:sz w:val="28"/>
-          <w:szCs w:val="28"/>
-        </w:rPr>
-        <w:t xml:space="preserve">Marketing Brief</w:t>
+          <w:sz w:val="22"/>
+          <w:szCs w:val="22"/>
+        </w:rPr>
+        <w:t xml:space="preserve">Israel Mapping Center · April 2026</w:t>
       </w:r>
     </w:p>
     <w:p>
@@ -148,127 +147,112 @@
           <w:sz w:val="24"/>
           <w:szCs w:val="24"/>
         </w:rPr>
-        <w:t xml:space="preserve">A proactive Risk Detection Engine continuously scans all tasks, identifies blockers, delays, and overruns — and generates a Mitigation Plan with smart reassignment recommendations based on skills, availability, and performance history.</w:t>
-      </w:r>
-    </w:p>
-    <w:p>
-      <w:pPr>
-        <w:spacing w:after="200" w:line="360"/>
-        <w:jc w:val="left"/>
-      </w:pPr>
-      <w:r>
-        <w:rPr>
-          <w:rFonts w:ascii="Arial" w:cs="Arial" w:eastAsia="Arial" w:hAnsi="Arial"/>
-          <w:color w:val="1A1A2E"/>
-          <w:sz w:val="24"/>
-          <w:szCs w:val="24"/>
-        </w:rPr>
-        <w:t xml:space="preserve">Role-based dashboards display different KPIs for Project Managers (operational) and PMO Managers (strategic) — including Velocity, Budget Adherence, EVM metrics (CPI/SPI), ROI, and RAG status.</w:t>
-      </w:r>
-    </w:p>
-    <w:p>
-      <w:pPr>
-        <w:spacing w:after="200" w:line="360"/>
-        <w:jc w:val="left"/>
-      </w:pPr>
-      <w:r>
-        <w:rPr>
-          <w:rFonts w:ascii="Arial" w:cs="Arial" w:eastAsia="Arial" w:hAnsi="Arial"/>
-          <w:color w:val="1A1A2E"/>
-          <w:sz w:val="24"/>
-          <w:szCs w:val="24"/>
-        </w:rPr>
-        <w:t xml:space="preserve">The system includes 4 project views — List, Kanban (Drag &amp; Drop), Gantt, and Calendar — enabling each user to work in the style that suits them best.</w:t>
-      </w:r>
-    </w:p>
-    <w:p>
-      <w:pPr>
-        <w:spacing w:after="200" w:line="360"/>
-        <w:jc w:val="left"/>
-      </w:pPr>
-      <w:r>
-        <w:rPr>
-          <w:rFonts w:ascii="Arial" w:cs="Arial" w:eastAsia="Arial" w:hAnsi="Arial"/>
-          <w:color w:val="1A1A2E"/>
-          <w:sz w:val="24"/>
-          <w:szCs w:val="24"/>
-        </w:rPr>
-        <w:t xml:space="preserve">FTE-based participant management tracks allocation percentages per team member per project, with automatic warnings when allocations exceed the 80% safety threshold.</w:t>
-      </w:r>
-    </w:p>
-    <w:p>
-      <w:pPr>
-        <w:spacing w:after="200" w:line="360"/>
-        <w:jc w:val="left"/>
-      </w:pPr>
-      <w:r>
-        <w:rPr>
-          <w:rFonts w:ascii="Arial" w:cs="Arial" w:eastAsia="Arial" w:hAnsi="Arial"/>
-          <w:color w:val="1A1A2E"/>
-          <w:sz w:val="24"/>
-          <w:szCs w:val="24"/>
-        </w:rPr>
-        <w:t xml:space="preserve">An RBAC system with 5 roles and a full permissions matrix ensures every user sees and acts only within their authority level.</w:t>
-      </w:r>
-    </w:p>
-    <w:p>
-      <w:pPr>
-        <w:spacing w:after="200" w:line="360"/>
-        <w:jc w:val="left"/>
-      </w:pPr>
-      <w:r>
-        <w:rPr>
-          <w:rFonts w:ascii="Arial" w:cs="Arial" w:eastAsia="Arial" w:hAnsi="Arial"/>
-          <w:color w:val="1A1A2E"/>
-          <w:sz w:val="24"/>
-          <w:szCs w:val="24"/>
-        </w:rPr>
-        <w:t xml:space="preserve">An Admin Management screen allows administrators to manage users, define roles, create custom task types, and assign projects to programs — all from a single interface.</w:t>
-      </w:r>
-    </w:p>
-    <w:p>
-      <w:pPr>
-        <w:spacing w:after="200" w:line="360"/>
-        <w:jc w:val="left"/>
-      </w:pPr>
-      <w:r>
-        <w:rPr>
-          <w:rFonts w:ascii="Arial" w:cs="Arial" w:eastAsia="Arial" w:hAnsi="Arial"/>
-          <w:color w:val="1A1A2E"/>
-          <w:sz w:val="24"/>
-          <w:szCs w:val="24"/>
-        </w:rPr>
-        <w:t xml:space="preserve">The platform supports full Hebrew RTL (including Gantt!), English, Russian, French, and Spanish, with one-click language switching and automatic geo-based locale detection.</w:t>
-      </w:r>
-    </w:p>
-    <w:p>
-      <w:pPr>
-        <w:spacing w:after="200" w:line="360"/>
-        <w:jc w:val="left"/>
-      </w:pPr>
-      <w:r>
-        <w:rPr>
-          <w:rFonts w:ascii="Arial" w:cs="Arial" w:eastAsia="Arial" w:hAnsi="Arial"/>
-          <w:color w:val="1A1A2E"/>
-          <w:sz w:val="24"/>
-          <w:szCs w:val="24"/>
-        </w:rPr>
-        <w:t xml:space="preserve">A PWA app optimized for mobile, tablet, iOS, and Android — with a hamburger menu, touch-friendly targets, and iPhone safe-area support.</w:t>
-      </w:r>
-    </w:p>
-    <w:p>
-      <w:pPr>
-        <w:spacing w:after="200" w:line="360"/>
-        <w:jc w:val="left"/>
-      </w:pPr>
-      <w:r>
-        <w:rPr>
-          <w:rFonts w:ascii="Arial" w:cs="Arial" w:eastAsia="Arial" w:hAnsi="Arial"/>
-          <w:color w:val="1A1A2E"/>
-          <w:sz w:val="24"/>
-          <w:szCs w:val="24"/>
-        </w:rPr>
-        <w:t xml:space="preserve">A 12-step interactive tour and a Help Bot with 16 FAQs ensure every user — from the CEO to the newest team member — gets oriented within minutes.</w:t>
+        <w:t xml:space="preserve">A proactive Risk Detection Engine continuously scans all tasks, identifies blockers, delays, and overruns — and generates a Mitigation Plan with smart reassignment recommendations based on skills, availability, and performance.</w:t>
+      </w:r>
+    </w:p>
+    <w:p>
+      <w:pPr>
+        <w:spacing w:after="200" w:line="360"/>
+        <w:jc w:val="left"/>
+      </w:pPr>
+      <w:r>
+        <w:rPr>
+          <w:rFonts w:ascii="Arial" w:cs="Arial" w:eastAsia="Arial" w:hAnsi="Arial"/>
+          <w:color w:val="1A1A2E"/>
+          <w:sz w:val="24"/>
+          <w:szCs w:val="24"/>
+        </w:rPr>
+        <w:t xml:space="preserve">Role-based dashboards display different KPIs for Project Managers (operational) and PMO Managers (strategic) — including Velocity, Budget, EVM (CPI/SPI), ROI, and RAG status.</w:t>
+      </w:r>
+    </w:p>
+    <w:p>
+      <w:pPr>
+        <w:spacing w:after="200" w:line="360"/>
+        <w:jc w:val="left"/>
+      </w:pPr>
+      <w:r>
+        <w:rPr>
+          <w:rFonts w:ascii="Arial" w:cs="Arial" w:eastAsia="Arial" w:hAnsi="Arial"/>
+          <w:color w:val="1A1A2E"/>
+          <w:sz w:val="24"/>
+          <w:szCs w:val="24"/>
+        </w:rPr>
+        <w:t xml:space="preserve">4 project views — List, Kanban (Drag &amp; Drop), Gantt, and Calendar — enable each user to work in the style that suits them.</w:t>
+      </w:r>
+    </w:p>
+    <w:p>
+      <w:pPr>
+        <w:spacing w:after="200" w:line="360"/>
+        <w:jc w:val="left"/>
+      </w:pPr>
+      <w:r>
+        <w:rPr>
+          <w:rFonts w:ascii="Arial" w:cs="Arial" w:eastAsia="Arial" w:hAnsi="Arial"/>
+          <w:color w:val="1A1A2E"/>
+          <w:sz w:val="24"/>
+          <w:szCs w:val="24"/>
+        </w:rPr>
+        <w:t xml:space="preserve">FTE-based participant management tracks allocation per team member, with automatic warnings above 80%.</w:t>
+      </w:r>
+    </w:p>
+    <w:p>
+      <w:pPr>
+        <w:spacing w:after="200" w:line="360"/>
+        <w:jc w:val="left"/>
+      </w:pPr>
+      <w:r>
+        <w:rPr>
+          <w:rFonts w:ascii="Arial" w:cs="Arial" w:eastAsia="Arial" w:hAnsi="Arial"/>
+          <w:color w:val="1A1A2E"/>
+          <w:sz w:val="24"/>
+          <w:szCs w:val="24"/>
+        </w:rPr>
+        <w:t xml:space="preserve">RBAC with 5 roles and a full permissions matrix. Admin screen for users, roles, task types, and hierarchy.</w:t>
+      </w:r>
+    </w:p>
+    <w:p>
+      <w:pPr>
+        <w:spacing w:after="200" w:line="360"/>
+        <w:jc w:val="left"/>
+      </w:pPr>
+      <w:r>
+        <w:rPr>
+          <w:rFonts w:ascii="Arial" w:cs="Arial" w:eastAsia="Arial" w:hAnsi="Arial"/>
+          <w:color w:val="1A1A2E"/>
+          <w:sz w:val="24"/>
+          <w:szCs w:val="24"/>
+        </w:rPr>
+        <w:t xml:space="preserve">Full Hebrew RTL (including Gantt!), English, Russian, French, and Spanish. Auto locale detection by browser language.</w:t>
+      </w:r>
+    </w:p>
+    <w:p>
+      <w:pPr>
+        <w:spacing w:after="200" w:line="360"/>
+        <w:jc w:val="left"/>
+      </w:pPr>
+      <w:r>
+        <w:rPr>
+          <w:rFonts w:ascii="Arial" w:cs="Arial" w:eastAsia="Arial" w:hAnsi="Arial"/>
+          <w:color w:val="1A1A2E"/>
+          <w:sz w:val="24"/>
+          <w:szCs w:val="24"/>
+        </w:rPr>
+        <w:t xml:space="preserve">PWA optimized for mobile, tablet, iOS and Android. Installable as a native app.</w:t>
+      </w:r>
+    </w:p>
+    <w:p>
+      <w:pPr>
+        <w:spacing w:after="200" w:line="360"/>
+        <w:jc w:val="left"/>
+      </w:pPr>
+      <w:r>
+        <w:rPr>
+          <w:rFonts w:ascii="Arial" w:cs="Arial" w:eastAsia="Arial" w:hAnsi="Arial"/>
+          <w:color w:val="1A1A2E"/>
+          <w:sz w:val="24"/>
+          <w:szCs w:val="24"/>
+        </w:rPr>
+        <w:t xml:space="preserve">12-step interactive tour and Help Bot with 16 FAQs ensure every user gets oriented within minutes.</w:t>
       </w:r>
     </w:p>
     <w:p>
@@ -288,14 +272,7 @@
     </w:p>
     <w:p>
       <w:pPr>
-        <w:pBdr>
-          <w:top w:val="single" w:color="1E5FA8" w:sz="4" w:space="1"/>
-        </w:pBdr>
-        <w:spacing w:after="100" w:before="400"/>
-      </w:pPr>
-    </w:p>
-    <w:p>
-      <w:pPr>
+        <w:spacing w:before="300"/>
         <w:jc w:val="center"/>
       </w:pPr>
       <w:r>
@@ -307,14 +284,14 @@
           <w:sz w:val="18"/>
           <w:szCs w:val="18"/>
         </w:rPr>
-        <w:t xml:space="preserve">Israel Mapping Center · April 2026</w:t>
+        <w:t xml:space="preserve">Israel Mapping Center · 2026</w:t>
       </w:r>
     </w:p>
     <w:sectPr>
       <w:headerReference w:type="default" r:id="rId7"/>
       <w:footerReference w:type="default" r:id="rId8"/>
       <w:pgSz w:w="11906" w:h="16838" w:orient="portrait"/>
-      <w:pgMar w:top="1440" w:right="1440" w:bottom="1440" w:left="1440" w:header="708" w:footer="708" w:gutter="0"/>
+      <w:pgMar w:top="1200" w:right="1440" w:bottom="1200" w:left="1440" w:header="708" w:footer="708" w:gutter="0"/>
       <w:pgNumType/>
       <w:docGrid w:linePitch="360"/>
     </w:sectPr>
@@ -730,23 +707,5 @@
       <w:szCs w:val="20"/>
     </w:rPr>
   </w:style>
-  <w:style w:type="paragraph" w:styleId="Heading1">
-    <w:name w:val="Heading 1"/>
-    <w:basedOn w:val="Normal"/>
-    <w:next w:val="Normal"/>
-    <w:qFormat/>
-    <w:pPr>
-      <w:spacing w:after="240" w:before="240"/>
-      <w:outlineLvl w:val="0"/>
-    </w:pPr>
-    <w:rPr>
-      <w:rFonts w:ascii="Arial" w:cs="Arial" w:eastAsia="Arial" w:hAnsi="Arial"/>
-      <w:b/>
-      <w:bCs/>
-      <w:color w:val="1E5FA8"/>
-      <w:sz w:val="36"/>
-      <w:szCs w:val="36"/>
-    </w:rPr>
-  </w:style>
 </w:styles>
 </file>